--- a/Lab 4/Task 2.docx
+++ b/Lab 4/Task 2.docx
@@ -749,10 +749,7 @@
         <w:t>.</w:t>
       </w:r>
       <w:r>
-        <w:t xml:space="preserve"> </w:t>
-      </w:r>
-      <w:r>
-        <w:t>In this task I ran both on the same graph, from A to G, and compared them.</w:t>
+        <w:t xml:space="preserve"> In this task I ran both on the same graph, from A to G, and compared them.</w:t>
       </w:r>
     </w:p>
     <w:p>
@@ -771,7 +768,10 @@
         </w:numPr>
       </w:pPr>
       <w:r>
-        <w:t>campusGraph has each node with its next nodes and edge costs. givenHeuristic has your h values, and zeroHeuristic has 0 for every node, so</w:t>
+        <w:t>g</w:t>
+      </w:r>
+      <w:r>
+        <w:t>raph has each node with its next nodes and edge costs. givenHeuristic has your h values, and zeroHeuristic has 0 for every node, so</w:t>
       </w:r>
       <w:r>
         <w:t xml:space="preserve"> that</w:t>
@@ -2076,6 +2076,7 @@
   <w:style w:type="character" w:default="1" w:styleId="DefaultParagraphFont">
     <w:name w:val="Default Paragraph Font"/>
     <w:uiPriority w:val="1"/>
+    <w:semiHidden/>
     <w:unhideWhenUsed/>
   </w:style>
   <w:style w:type="table" w:default="1" w:styleId="TableNormal">

--- a/Lab 4/Task 2.docx
+++ b/Lab 4/Task 2.docx
@@ -549,13 +549,13 @@
           <w:r>
             <w:fldChar w:fldCharType="separate"/>
           </w:r>
-          <w:hyperlink w:anchor="_Toc243735173" w:history="1">
+          <w:hyperlink w:anchor="_Toc243753214" w:history="1">
             <w:r>
               <w:rPr>
                 <w:rStyle w:val="Hyperlink"/>
                 <w:noProof/>
               </w:rPr>
-              <w:t>By Hand Calculation of A*</w:t>
+              <w:t>Running A* and UCS</w:t>
             </w:r>
             <w:r>
               <w:rPr>
@@ -576,7 +576,7 @@
                 <w:noProof/>
                 <w:webHidden/>
               </w:rPr>
-              <w:instrText xml:space="preserve"> PAGEREF _Toc243735173 \h </w:instrText>
+              <w:instrText xml:space="preserve"> PAGEREF _Toc243753214 \h </w:instrText>
             </w:r>
             <w:r>
               <w:rPr>
@@ -623,13 +623,13 @@
               <w14:ligatures w14:val="standardContextual"/>
             </w:rPr>
           </w:pPr>
-          <w:hyperlink w:anchor="_Toc243735174" w:history="1">
+          <w:hyperlink w:anchor="_Toc243753215" w:history="1">
             <w:r>
               <w:rPr>
                 <w:rStyle w:val="Hyperlink"/>
                 <w:noProof/>
               </w:rPr>
-              <w:t>Expansions</w:t>
+              <w:t>What is happening in the code</w:t>
             </w:r>
             <w:r>
               <w:rPr>
@@ -650,7 +650,7 @@
                 <w:noProof/>
                 <w:webHidden/>
               </w:rPr>
-              <w:instrText xml:space="preserve"> PAGEREF _Toc243735174 \h </w:instrText>
+              <w:instrText xml:space="preserve"> PAGEREF _Toc243753215 \h </w:instrText>
             </w:r>
             <w:r>
               <w:rPr>
@@ -721,10 +721,12 @@
       <w:pPr>
         <w:pStyle w:val="Heading1"/>
       </w:pPr>
+      <w:bookmarkStart w:id="0" w:name="_Toc243753214"/>
       <w:r>
         <w:lastRenderedPageBreak/>
         <w:t>Running A* and UCS</w:t>
       </w:r>
+      <w:bookmarkEnd w:id="0"/>
     </w:p>
     <w:p>
       <w:r>
@@ -756,95 +758,87 @@
       <w:pPr>
         <w:pStyle w:val="Heading2"/>
       </w:pPr>
+      <w:bookmarkStart w:id="1" w:name="_Toc243753215"/>
       <w:r>
         <w:t>What is happening in the code</w:t>
       </w:r>
+      <w:bookmarkEnd w:id="1"/>
     </w:p>
     <w:p>
       <w:pPr>
         <w:numPr>
           <w:ilvl w:val="0"/>
-          <w:numId w:val="9"/>
+          <w:numId w:val="11"/>
         </w:numPr>
       </w:pPr>
       <w:r>
-        <w:t>g</w:t>
-      </w:r>
-      <w:r>
-        <w:t>raph has each node with its next nodes and edge costs. givenHeuristic has your h values, and zeroHeuristic has 0 for every node, so</w:t>
-      </w:r>
-      <w:r>
-        <w:t xml:space="preserve"> that</w:t>
-      </w:r>
-      <w:r>
-        <w:t xml:space="preserve"> </w:t>
-      </w:r>
-      <w:r>
-        <w:t>our</w:t>
-      </w:r>
-      <w:r>
-        <w:t xml:space="preserve"> same function works </w:t>
-      </w:r>
-      <w:r>
-        <w:t xml:space="preserve">for </w:t>
-      </w:r>
-      <w:r>
-        <w:t xml:space="preserve"> UCS.</w:t>
+        <w:t>options is the waiting list. Each item holds the node, the cost to reach it, and the route used.</w:t>
       </w:r>
     </w:p>
     <w:p>
       <w:pPr>
         <w:numPr>
           <w:ilvl w:val="0"/>
-          <w:numId w:val="9"/>
+          <w:numId w:val="11"/>
         </w:numPr>
       </w:pPr>
       <w:r>
-        <w:t>runSearch keeps a waitingList of entries. Each time, it takes the entry with the smallest total score. If two are equal, the one added first goes first.</w:t>
+        <w:t>cheapest stores the lowest cost found so far for each node.</w:t>
       </w:r>
     </w:p>
     <w:p>
       <w:pPr>
         <w:numPr>
           <w:ilvl w:val="0"/>
-          <w:numId w:val="9"/>
+          <w:numId w:val="11"/>
         </w:numPr>
       </w:pPr>
       <w:r>
-        <w:t>A node that is already in expandedNodes is skipped. Otherwise it is added to the list and printed with its g, h and f.</w:t>
+        <w:t>Before every pop, the list is sorted by cost + heuristic. The item at the front has the lowest priority value and is taken first. Python’s sort keeps the old order for equal values, so ties go to the item that was added first.</w:t>
       </w:r>
     </w:p>
     <w:p>
       <w:pPr>
         <w:numPr>
           <w:ilvl w:val="0"/>
-          <w:numId w:val="9"/>
+          <w:numId w:val="11"/>
         </w:numPr>
       </w:pPr>
       <w:r>
-        <w:t>When the node is G, the code prints the path, the cost, the cost summed again and the expanded nodes with their count, and then stops.</w:t>
+        <w:t>If an item’s cost is higher than the best known cost for that node, it is an old (stale) entry and is skipped.</w:t>
       </w:r>
     </w:p>
     <w:p>
       <w:pPr>
         <w:numPr>
           <w:ilvl w:val="0"/>
-          <w:numId w:val="9"/>
+          <w:numId w:val="11"/>
         </w:numPr>
       </w:pPr>
       <w:r>
-        <w:t>If it is not G, the code adds the next nodes to the waiting list with their new cost so far and new total score.</w:t>
+        <w:t>Otherwise the node is added to checked and printed. If it is G, the search stops and prints the route, cost and count.</w:t>
       </w:r>
     </w:p>
     <w:p>
       <w:pPr>
         <w:numPr>
           <w:ilvl w:val="0"/>
-          <w:numId w:val="9"/>
+          <w:numId w:val="11"/>
         </w:numPr>
       </w:pPr>
       <w:r>
-        <w:t>findPathCost adds the edge costs on the final path, to check the search answer.</w:t>
+        <w:t>For each neighbour, the new cost is the current cost plus the edge cost. The neighbour is added only if this cost is lower than any cost found before.</w:t>
+      </w:r>
+    </w:p>
+    <w:p>
+      <w:pPr>
+        <w:numPr>
+          <w:ilvl w:val="0"/>
+          <w:numId w:val="11"/>
+        </w:numPr>
+      </w:pPr>
+      <w:r>
+        <w:t>For UCS, the same function is called with a heuristic that is 0 for every node, so only the cost decides the order.</w:t>
       </w:r>
     </w:p>
     <w:p/>
@@ -1174,6 +1168,155 @@
     </w:lvl>
   </w:abstractNum>
   <w:abstractNum w:abstractNumId="7" w15:restartNumberingAfterBreak="0">
+    <w:nsid w:val="17C46B38"/>
+    <w:multiLevelType w:val="multilevel"/>
+    <w:tmpl w:val="36BAC4C8"/>
+    <w:lvl w:ilvl="0">
+      <w:start w:val="1"/>
+      <w:numFmt w:val="bullet"/>
+      <w:lvlText w:val=""/>
+      <w:lvlJc w:val="left"/>
+      <w:pPr>
+        <w:tabs>
+          <w:tab w:val="num" w:pos="720"/>
+        </w:tabs>
+        <w:ind w:left="720" w:hanging="360"/>
+      </w:pPr>
+      <w:rPr>
+        <w:rFonts w:ascii="Symbol" w:hAnsi="Symbol" w:hint="default"/>
+        <w:sz w:val="20"/>
+      </w:rPr>
+    </w:lvl>
+    <w:lvl w:ilvl="1" w:tentative="1">
+      <w:start w:val="1"/>
+      <w:numFmt w:val="bullet"/>
+      <w:lvlText w:val="o"/>
+      <w:lvlJc w:val="left"/>
+      <w:pPr>
+        <w:tabs>
+          <w:tab w:val="num" w:pos="1440"/>
+        </w:tabs>
+        <w:ind w:left="1440" w:hanging="360"/>
+      </w:pPr>
+      <w:rPr>
+        <w:rFonts w:ascii="Courier New" w:hAnsi="Courier New" w:hint="default"/>
+        <w:sz w:val="20"/>
+      </w:rPr>
+    </w:lvl>
+    <w:lvl w:ilvl="2" w:tentative="1">
+      <w:start w:val="1"/>
+      <w:numFmt w:val="bullet"/>
+      <w:lvlText w:val=""/>
+      <w:lvlJc w:val="left"/>
+      <w:pPr>
+        <w:tabs>
+          <w:tab w:val="num" w:pos="2160"/>
+        </w:tabs>
+        <w:ind w:left="2160" w:hanging="360"/>
+      </w:pPr>
+      <w:rPr>
+        <w:rFonts w:ascii="Wingdings" w:hAnsi="Wingdings" w:hint="default"/>
+        <w:sz w:val="20"/>
+      </w:rPr>
+    </w:lvl>
+    <w:lvl w:ilvl="3" w:tentative="1">
+      <w:start w:val="1"/>
+      <w:numFmt w:val="bullet"/>
+      <w:lvlText w:val=""/>
+      <w:lvlJc w:val="left"/>
+      <w:pPr>
+        <w:tabs>
+          <w:tab w:val="num" w:pos="2880"/>
+        </w:tabs>
+        <w:ind w:left="2880" w:hanging="360"/>
+      </w:pPr>
+      <w:rPr>
+        <w:rFonts w:ascii="Wingdings" w:hAnsi="Wingdings" w:hint="default"/>
+        <w:sz w:val="20"/>
+      </w:rPr>
+    </w:lvl>
+    <w:lvl w:ilvl="4" w:tentative="1">
+      <w:start w:val="1"/>
+      <w:numFmt w:val="bullet"/>
+      <w:lvlText w:val=""/>
+      <w:lvlJc w:val="left"/>
+      <w:pPr>
+        <w:tabs>
+          <w:tab w:val="num" w:pos="3600"/>
+        </w:tabs>
+        <w:ind w:left="3600" w:hanging="360"/>
+      </w:pPr>
+      <w:rPr>
+        <w:rFonts w:ascii="Wingdings" w:hAnsi="Wingdings" w:hint="default"/>
+        <w:sz w:val="20"/>
+      </w:rPr>
+    </w:lvl>
+    <w:lvl w:ilvl="5" w:tentative="1">
+      <w:start w:val="1"/>
+      <w:numFmt w:val="bullet"/>
+      <w:lvlText w:val=""/>
+      <w:lvlJc w:val="left"/>
+      <w:pPr>
+        <w:tabs>
+          <w:tab w:val="num" w:pos="4320"/>
+        </w:tabs>
+        <w:ind w:left="4320" w:hanging="360"/>
+      </w:pPr>
+      <w:rPr>
+        <w:rFonts w:ascii="Wingdings" w:hAnsi="Wingdings" w:hint="default"/>
+        <w:sz w:val="20"/>
+      </w:rPr>
+    </w:lvl>
+    <w:lvl w:ilvl="6" w:tentative="1">
+      <w:start w:val="1"/>
+      <w:numFmt w:val="bullet"/>
+      <w:lvlText w:val=""/>
+      <w:lvlJc w:val="left"/>
+      <w:pPr>
+        <w:tabs>
+          <w:tab w:val="num" w:pos="5040"/>
+        </w:tabs>
+        <w:ind w:left="5040" w:hanging="360"/>
+      </w:pPr>
+      <w:rPr>
+        <w:rFonts w:ascii="Wingdings" w:hAnsi="Wingdings" w:hint="default"/>
+        <w:sz w:val="20"/>
+      </w:rPr>
+    </w:lvl>
+    <w:lvl w:ilvl="7" w:tentative="1">
+      <w:start w:val="1"/>
+      <w:numFmt w:val="bullet"/>
+      <w:lvlText w:val=""/>
+      <w:lvlJc w:val="left"/>
+      <w:pPr>
+        <w:tabs>
+          <w:tab w:val="num" w:pos="5760"/>
+        </w:tabs>
+        <w:ind w:left="5760" w:hanging="360"/>
+      </w:pPr>
+      <w:rPr>
+        <w:rFonts w:ascii="Wingdings" w:hAnsi="Wingdings" w:hint="default"/>
+        <w:sz w:val="20"/>
+      </w:rPr>
+    </w:lvl>
+    <w:lvl w:ilvl="8" w:tentative="1">
+      <w:start w:val="1"/>
+      <w:numFmt w:val="bullet"/>
+      <w:lvlText w:val=""/>
+      <w:lvlJc w:val="left"/>
+      <w:pPr>
+        <w:tabs>
+          <w:tab w:val="num" w:pos="6480"/>
+        </w:tabs>
+        <w:ind w:left="6480" w:hanging="360"/>
+      </w:pPr>
+      <w:rPr>
+        <w:rFonts w:ascii="Wingdings" w:hAnsi="Wingdings" w:hint="default"/>
+        <w:sz w:val="20"/>
+      </w:rPr>
+    </w:lvl>
+  </w:abstractNum>
+  <w:abstractNum w:abstractNumId="8" w15:restartNumberingAfterBreak="0">
     <w:nsid w:val="3F9D392A"/>
     <w:multiLevelType w:val="hybridMultilevel"/>
     <w:tmpl w:val="8BBE6600"/>
@@ -1286,10 +1429,159 @@
       </w:rPr>
     </w:lvl>
   </w:abstractNum>
-  <w:abstractNum w:abstractNumId="8" w15:restartNumberingAfterBreak="0">
+  <w:abstractNum w:abstractNumId="9" w15:restartNumberingAfterBreak="0">
     <w:nsid w:val="60283114"/>
     <w:multiLevelType w:val="multilevel"/>
     <w:tmpl w:val="10366E0C"/>
+    <w:lvl w:ilvl="0">
+      <w:start w:val="1"/>
+      <w:numFmt w:val="bullet"/>
+      <w:lvlText w:val=""/>
+      <w:lvlJc w:val="left"/>
+      <w:pPr>
+        <w:tabs>
+          <w:tab w:val="num" w:pos="720"/>
+        </w:tabs>
+        <w:ind w:left="720" w:hanging="360"/>
+      </w:pPr>
+      <w:rPr>
+        <w:rFonts w:ascii="Symbol" w:hAnsi="Symbol" w:hint="default"/>
+        <w:sz w:val="20"/>
+      </w:rPr>
+    </w:lvl>
+    <w:lvl w:ilvl="1" w:tentative="1">
+      <w:start w:val="1"/>
+      <w:numFmt w:val="bullet"/>
+      <w:lvlText w:val="o"/>
+      <w:lvlJc w:val="left"/>
+      <w:pPr>
+        <w:tabs>
+          <w:tab w:val="num" w:pos="1440"/>
+        </w:tabs>
+        <w:ind w:left="1440" w:hanging="360"/>
+      </w:pPr>
+      <w:rPr>
+        <w:rFonts w:ascii="Courier New" w:hAnsi="Courier New" w:hint="default"/>
+        <w:sz w:val="20"/>
+      </w:rPr>
+    </w:lvl>
+    <w:lvl w:ilvl="2" w:tentative="1">
+      <w:start w:val="1"/>
+      <w:numFmt w:val="bullet"/>
+      <w:lvlText w:val=""/>
+      <w:lvlJc w:val="left"/>
+      <w:pPr>
+        <w:tabs>
+          <w:tab w:val="num" w:pos="2160"/>
+        </w:tabs>
+        <w:ind w:left="2160" w:hanging="360"/>
+      </w:pPr>
+      <w:rPr>
+        <w:rFonts w:ascii="Wingdings" w:hAnsi="Wingdings" w:hint="default"/>
+        <w:sz w:val="20"/>
+      </w:rPr>
+    </w:lvl>
+    <w:lvl w:ilvl="3" w:tentative="1">
+      <w:start w:val="1"/>
+      <w:numFmt w:val="bullet"/>
+      <w:lvlText w:val=""/>
+      <w:lvlJc w:val="left"/>
+      <w:pPr>
+        <w:tabs>
+          <w:tab w:val="num" w:pos="2880"/>
+        </w:tabs>
+        <w:ind w:left="2880" w:hanging="360"/>
+      </w:pPr>
+      <w:rPr>
+        <w:rFonts w:ascii="Wingdings" w:hAnsi="Wingdings" w:hint="default"/>
+        <w:sz w:val="20"/>
+      </w:rPr>
+    </w:lvl>
+    <w:lvl w:ilvl="4" w:tentative="1">
+      <w:start w:val="1"/>
+      <w:numFmt w:val="bullet"/>
+      <w:lvlText w:val=""/>
+      <w:lvlJc w:val="left"/>
+      <w:pPr>
+        <w:tabs>
+          <w:tab w:val="num" w:pos="3600"/>
+        </w:tabs>
+        <w:ind w:left="3600" w:hanging="360"/>
+      </w:pPr>
+      <w:rPr>
+        <w:rFonts w:ascii="Wingdings" w:hAnsi="Wingdings" w:hint="default"/>
+        <w:sz w:val="20"/>
+      </w:rPr>
+    </w:lvl>
+    <w:lvl w:ilvl="5" w:tentative="1">
+      <w:start w:val="1"/>
+      <w:numFmt w:val="bullet"/>
+      <w:lvlText w:val=""/>
+      <w:lvlJc w:val="left"/>
+      <w:pPr>
+        <w:tabs>
+          <w:tab w:val="num" w:pos="4320"/>
+        </w:tabs>
+        <w:ind w:left="4320" w:hanging="360"/>
+      </w:pPr>
+      <w:rPr>
+        <w:rFonts w:ascii="Wingdings" w:hAnsi="Wingdings" w:hint="default"/>
+        <w:sz w:val="20"/>
+      </w:rPr>
+    </w:lvl>
+    <w:lvl w:ilvl="6" w:tentative="1">
+      <w:start w:val="1"/>
+      <w:numFmt w:val="bullet"/>
+      <w:lvlText w:val=""/>
+      <w:lvlJc w:val="left"/>
+      <w:pPr>
+        <w:tabs>
+          <w:tab w:val="num" w:pos="5040"/>
+        </w:tabs>
+        <w:ind w:left="5040" w:hanging="360"/>
+      </w:pPr>
+      <w:rPr>
+        <w:rFonts w:ascii="Wingdings" w:hAnsi="Wingdings" w:hint="default"/>
+        <w:sz w:val="20"/>
+      </w:rPr>
+    </w:lvl>
+    <w:lvl w:ilvl="7" w:tentative="1">
+      <w:start w:val="1"/>
+      <w:numFmt w:val="bullet"/>
+      <w:lvlText w:val=""/>
+      <w:lvlJc w:val="left"/>
+      <w:pPr>
+        <w:tabs>
+          <w:tab w:val="num" w:pos="5760"/>
+        </w:tabs>
+        <w:ind w:left="5760" w:hanging="360"/>
+      </w:pPr>
+      <w:rPr>
+        <w:rFonts w:ascii="Wingdings" w:hAnsi="Wingdings" w:hint="default"/>
+        <w:sz w:val="20"/>
+      </w:rPr>
+    </w:lvl>
+    <w:lvl w:ilvl="8" w:tentative="1">
+      <w:start w:val="1"/>
+      <w:numFmt w:val="bullet"/>
+      <w:lvlText w:val=""/>
+      <w:lvlJc w:val="left"/>
+      <w:pPr>
+        <w:tabs>
+          <w:tab w:val="num" w:pos="6480"/>
+        </w:tabs>
+        <w:ind w:left="6480" w:hanging="360"/>
+      </w:pPr>
+      <w:rPr>
+        <w:rFonts w:ascii="Wingdings" w:hAnsi="Wingdings" w:hint="default"/>
+        <w:sz w:val="20"/>
+      </w:rPr>
+    </w:lvl>
+  </w:abstractNum>
+  <w:abstractNum w:abstractNumId="10" w15:restartNumberingAfterBreak="0">
+    <w:nsid w:val="6DB20BED"/>
+    <w:multiLevelType w:val="multilevel"/>
+    <w:tmpl w:val="55A8972C"/>
     <w:lvl w:ilvl="0">
       <w:start w:val="1"/>
       <w:numFmt w:val="bullet"/>
@@ -1454,13 +1746,19 @@
     <w:abstractNumId w:val="0"/>
   </w:num>
   <w:num w:numId="7" w16cid:durableId="213085235">
-    <w:abstractNumId w:val="7"/>
+    <w:abstractNumId w:val="8"/>
   </w:num>
   <w:num w:numId="8" w16cid:durableId="613175267">
-    <w:abstractNumId w:val="8"/>
+    <w:abstractNumId w:val="9"/>
   </w:num>
   <w:num w:numId="9" w16cid:durableId="1192567987">
     <w:abstractNumId w:val="6"/>
+  </w:num>
+  <w:num w:numId="10" w16cid:durableId="1845701127">
+    <w:abstractNumId w:val="10"/>
+  </w:num>
+  <w:num w:numId="11" w16cid:durableId="1885942088">
+    <w:abstractNumId w:val="7"/>
   </w:num>
   <w:numIdMacAtCleanup w:val="8"/>
 </w:numbering>
